--- a/docs/PRIVACY_POLICY.docx
+++ b/docs/PRIVACY_POLICY.docx
@@ -21,7 +21,7 @@
           <w:sz w:val="18"/>
           <w:szCs w:val="18"/>
         </w:rPr>
-        <w:t xml:space="preserve">Last updated: August 9, 2026</w:t>
+        <w:t xml:space="preserve">Last updated: August 10, 2026</w:t>
       </w:r>
     </w:p>
     <w:p>
@@ -98,7 +98,7 @@
         <w:rPr>
           <w:color w:val="1A1A1A"/>
         </w:rPr>
-        <w:t xml:space="preserve">Foreground GPS location is captured at the moment a crash alert is triggered or confirmed, so it can be included in the WhatsApp alert sent to your guardians. We do not track or store your location at any other time.</w:t>
+        <w:t xml:space="preserve">Foreground GPS location is captured at the moment a crash alert is triggered or confirmed, so it can be included in the alert sent to your guardians. We do not track or store your location at any other time.</w:t>
       </w:r>
     </w:p>
     <w:p>
@@ -136,7 +136,7 @@
         <w:rPr>
           <w:color w:val="1A1A1A"/>
         </w:rPr>
-        <w:t xml:space="preserve">Names and phone numbers you add are stored so Angel can message them by WhatsApp if a crash alert isn't cancelled in time. A guardian must separately opt in by sending a WhatsApp message to Angel's number before they can receive alerts — see "Guardian WhatsApp opt-in" below.</w:t>
+        <w:t xml:space="preserve">Names and phone numbers you add are stored so Angel can reach them the moment a crash alert isn't cancelled in time — by WhatsApp message and by an automated phone call, both sent automatically with no separate opt-in step required from the guardian.</w:t>
       </w:r>
     </w:p>
     <w:p>
@@ -194,26 +194,6 @@
           <w:color w:val="1A1A1A"/>
         </w:rPr>
         <w:t xml:space="preserve">Optional make/model you enter for your paired device, and sensor calibration offsets.</w:t>
-      </w:r>
-    </w:p>
-    <w:p>
-      <w:pPr>
-        <w:pStyle w:val="Heading2"/>
-        <w:spacing w:after="150" w:before="300"/>
-      </w:pPr>
-      <w:r>
-        <w:t xml:space="preserve">Guardian WhatsApp opt-in</w:t>
-      </w:r>
-    </w:p>
-    <w:p>
-      <w:pPr>
-        <w:spacing w:after="200"/>
-      </w:pPr>
-      <w:r>
-        <w:rPr>
-          <w:color w:val="1A1A1A"/>
-        </w:rPr>
-        <w:t xml:space="preserve">Because Angel currently sends guardian alerts through Twilio's WhatsApp sandbox, each guardian must tap a link you share with them and send a short join message before Twilio will deliver messages to their number. Angel shows you this link immediately after you add a guardian, and again on the guardian list for anyone who hasn't completed it yet. A guardian who hasn't opted in is skipped automatically at alert time — the alert still goes out to every guardian who has.</w:t>
       </w:r>
     </w:p>
     <w:p>
@@ -259,7 +239,7 @@
         <w:spacing w:after="100"/>
       </w:pPr>
       <w:r>
-        <w:t xml:space="preserve">Alert your guardians by WhatsApp message when a crash alert is confirmed or a check-in is missed</w:t>
+        <w:t xml:space="preserve">Alert your guardians by WhatsApp message and automated phone call when a crash alert is confirmed or a check-in is missed</w:t>
       </w:r>
     </w:p>
     <w:p>
@@ -343,7 +323,7 @@
         <w:rPr>
           <w:color w:val="1A1A1A"/>
         </w:rPr>
-        <w:t xml:space="preserve">delivers the WhatsApp alerts to your guardians — only the guardian's name, their phone number, and the alert message text (which includes a Google Maps link to your last known location) are sent to Twilio, never your medical profile, never another guardian's details.</w:t>
+        <w:t xml:space="preserve">delivers the WhatsApp message and places the automated phone call to your guardians — only the guardian's name and phone number, and the alert message/call script (which includes a Google Maps link to your last known location) are sent to Twilio, never your medical profile, never another guardian's details.</w:t>
       </w:r>
     </w:p>
     <w:p>
@@ -562,7 +542,7 @@
                 <w:sz w:val="20"/>
                 <w:szCs w:val="20"/>
               </w:rPr>
-              <w:t xml:space="preserve">Alert you, on your own phone, if a crash is detected while the app is backgrounded — separate from, and not required for, the WhatsApp message sent to your guardians</w:t>
+              <w:t xml:space="preserve">Alert you, on your own phone, if a crash is detected while the app is backgrounded — separate from, and not required for, the WhatsApp message and phone call sent to your guardians</w:t>
             </w:r>
           </w:p>
         </w:tc>
@@ -676,7 +656,7 @@
         </w:rPr>
         <w:t xml:space="preserve">Questions about this policy or a request to access/delete your data: </w:t>
       </w:r>
-      <w:hyperlink w:history="1" r:id="rIdroxl2hcslwdbihpszppoq">
+      <w:hyperlink w:history="1" r:id="rIdcz09nice8fy59ymsxrsig">
         <w:r>
           <w:rPr>
             <w:rStyle w:val="Hyperlink"/>
